--- a/Javascript/Array Manipulation Activity.docx
+++ b/Javascript/Array Manipulation Activity.docx
@@ -1,6 +1,6 @@
 
 <file path=word/document.xml><?xml version="1.0" encoding="utf-8"?>
-<w:document xmlns:wpc="http://schemas.microsoft.com/office/word/2010/wordprocessingCanvas" xmlns:mc="http://schemas.openxmlformats.org/markup-compatibility/2006" xmlns:o="urn:schemas-microsoft-com:office:office" xmlns:r="http://schemas.openxmlformats.org/officeDocument/2006/relationships" xmlns:m="http://schemas.openxmlformats.org/officeDocument/2006/math" xmlns:v="urn:schemas-microsoft-com:vml" xmlns:wp14="http://schemas.microsoft.com/office/word/2010/wordprocessingDrawing" xmlns:wp="http://schemas.openxmlformats.org/drawingml/2006/wordprocessingDrawing" xmlns:w10="urn:schemas-microsoft-com:office:word" xmlns:w="http://schemas.openxmlformats.org/wordprocessingml/2006/main" xmlns:w14="http://schemas.microsoft.com/office/word/2010/wordml" xmlns:w15="http://schemas.microsoft.com/office/word/2012/wordml" xmlns:wpg="http://schemas.microsoft.com/office/word/2010/wordprocessingGroup" xmlns:wpi="http://schemas.microsoft.com/office/word/2010/wordprocessingInk" xmlns:wne="http://schemas.microsoft.com/office/word/2006/wordml" xmlns:wps="http://schemas.microsoft.com/office/word/2010/wordprocessingShape" mc:Ignorable="w14 w15 wp14">
+<w:document xmlns:wpc="http://schemas.microsoft.com/office/word/2010/wordprocessingCanvas" xmlns:cx="http://schemas.microsoft.com/office/drawing/2014/chartex" xmlns:cx1="http://schemas.microsoft.com/office/drawing/2015/9/8/chartex" xmlns:cx2="http://schemas.microsoft.com/office/drawing/2015/10/21/chartex" xmlns:cx3="http://schemas.microsoft.com/office/drawing/2016/5/9/chartex" xmlns:cx4="http://schemas.microsoft.com/office/drawing/2016/5/10/chartex" xmlns:cx5="http://schemas.microsoft.com/office/drawing/2016/5/11/chartex" xmlns:cx6="http://schemas.microsoft.com/office/drawing/2016/5/12/chartex" xmlns:cx7="http://schemas.microsoft.com/office/drawing/2016/5/13/chartex" xmlns:cx8="http://schemas.microsoft.com/office/drawing/2016/5/14/chartex" xmlns:mc="http://schemas.openxmlformats.org/markup-compatibility/2006" xmlns:aink="http://schemas.microsoft.com/office/drawing/2016/ink" xmlns:am3d="http://schemas.microsoft.com/office/drawing/2017/model3d" xmlns:o="urn:schemas-microsoft-com:office:office" xmlns:oel="http://schemas.microsoft.com/office/2019/extlst" xmlns:r="http://schemas.openxmlformats.org/officeDocument/2006/relationships" xmlns:m="http://schemas.openxmlformats.org/officeDocument/2006/math" xmlns:v="urn:schemas-microsoft-com:vml" xmlns:wp14="http://schemas.microsoft.com/office/word/2010/wordprocessingDrawing" xmlns:wp="http://schemas.openxmlformats.org/drawingml/2006/wordprocessingDrawing" xmlns:w10="urn:schemas-microsoft-com:office:word" xmlns:w="http://schemas.openxmlformats.org/wordprocessingml/2006/main" xmlns:w14="http://schemas.microsoft.com/office/word/2010/wordml" xmlns:w15="http://schemas.microsoft.com/office/word/2012/wordml" xmlns:w16cex="http://schemas.microsoft.com/office/word/2018/wordml/cex" xmlns:w16cid="http://schemas.microsoft.com/office/word/2016/wordml/cid" xmlns:w16="http://schemas.microsoft.com/office/word/2018/wordml" xmlns:w16du="http://schemas.microsoft.com/office/word/2023/wordml/word16du" xmlns:w16sdtdh="http://schemas.microsoft.com/office/word/2020/wordml/sdtdatahash" xmlns:w16se="http://schemas.microsoft.com/office/word/2015/wordml/symex" xmlns:wpg="http://schemas.microsoft.com/office/word/2010/wordprocessingGroup" xmlns:wpi="http://schemas.microsoft.com/office/word/2010/wordprocessingInk" xmlns:wne="http://schemas.microsoft.com/office/word/2006/wordml" xmlns:wps="http://schemas.microsoft.com/office/word/2010/wordprocessingShape" mc:Ignorable="w14 w15 w16se w16cid w16 w16cex w16sdtdh w16du wp14">
   <w:body>
     <w:p>
       <w:pPr>
@@ -217,8 +217,48 @@
           <w:szCs w:val="20"/>
           <w:lang w:eastAsia="en-IN"/>
         </w:rPr>
-        <w:t>let cities = ["Delhi", "Mumbai", "Kolkata"];</w:t>
-      </w:r>
+        <w:t>let cities = ["Delhi", "Mumbai", "</w:t>
+      </w:r>
+      <w:proofErr w:type="spellStart"/>
+      <w:r>
+        <w:rPr>
+          <w:rFonts w:ascii="Courier New" w:eastAsia="Times New Roman" w:hAnsi="Courier New" w:cs="Courier New"/>
+          <w:sz w:val="20"/>
+          <w:szCs w:val="20"/>
+          <w:lang w:eastAsia="en-IN"/>
+        </w:rPr>
+        <w:t>k</w:t>
+      </w:r>
+      <w:r>
+        <w:rPr>
+          <w:rFonts w:ascii="Courier New" w:eastAsia="Times New Roman" w:hAnsi="Courier New" w:cs="Courier New"/>
+          <w:sz w:val="20"/>
+          <w:szCs w:val="20"/>
+          <w:lang w:eastAsia="en-IN"/>
+        </w:rPr>
+        <w:t>olkata</w:t>
+      </w:r>
+      <w:proofErr w:type="spellEnd"/>
+      <w:r>
+        <w:rPr>
+          <w:rFonts w:ascii="Courier New" w:eastAsia="Times New Roman" w:hAnsi="Courier New" w:cs="Courier New"/>
+          <w:sz w:val="20"/>
+          <w:szCs w:val="20"/>
+          <w:lang w:eastAsia="en-IN"/>
+        </w:rPr>
+        <w:t>"</w:t>
+      </w:r>
+      <w:proofErr w:type="gramStart"/>
+      <w:r>
+        <w:rPr>
+          <w:rFonts w:ascii="Courier New" w:eastAsia="Times New Roman" w:hAnsi="Courier New" w:cs="Courier New"/>
+          <w:sz w:val="20"/>
+          <w:szCs w:val="20"/>
+          <w:lang w:eastAsia="en-IN"/>
+        </w:rPr>
+        <w:t>];</w:t>
+      </w:r>
+      <w:proofErr w:type="gramEnd"/>
     </w:p>
     <w:p>
       <w:pPr>
@@ -1182,21 +1222,7 @@
         <w:rPr>
           <w:rStyle w:val="HTMLCode"/>
         </w:rPr>
-        <w:t xml:space="preserve">["pen", "pencil", "scale", </w:t>
-      </w:r>
-      <w:proofErr w:type="gramStart"/>
-      <w:r>
-        <w:rPr>
-          <w:rStyle w:val="HTMLCode"/>
-        </w:rPr>
-        <w:t>"</w:t>
-      </w:r>
-      <w:proofErr w:type="gramEnd"/>
-      <w:r>
-        <w:rPr>
-          <w:rStyle w:val="HTMLCode"/>
-        </w:rPr>
-        <w:t>eraser"]</w:t>
+        <w:t>["pen", "pencil", "scale", "eraser"]</w:t>
       </w:r>
       <w:r>
         <w:t xml:space="preserve">. Check whether </w:t>
@@ -1226,21 +1252,7 @@
         <w:rPr>
           <w:rStyle w:val="HTMLCode"/>
         </w:rPr>
-        <w:t xml:space="preserve">[2, 4, </w:t>
-      </w:r>
-      <w:proofErr w:type="gramStart"/>
-      <w:r>
-        <w:rPr>
-          <w:rStyle w:val="HTMLCode"/>
-        </w:rPr>
-        <w:t>6</w:t>
-      </w:r>
-      <w:proofErr w:type="gramEnd"/>
-      <w:r>
-        <w:rPr>
-          <w:rStyle w:val="HTMLCode"/>
-        </w:rPr>
-        <w:t>]</w:t>
+        <w:t>[2, 4, 6]</w:t>
       </w:r>
       <w:r>
         <w:t xml:space="preserve"> and </w:t>
@@ -1280,21 +1292,7 @@
         <w:rPr>
           <w:rStyle w:val="HTMLCode"/>
         </w:rPr>
-        <w:t xml:space="preserve">["apple", "banana", "apple", </w:t>
-      </w:r>
-      <w:proofErr w:type="gramStart"/>
-      <w:r>
-        <w:rPr>
-          <w:rStyle w:val="HTMLCode"/>
-        </w:rPr>
-        <w:t>"</w:t>
-      </w:r>
-      <w:proofErr w:type="gramEnd"/>
-      <w:r>
-        <w:rPr>
-          <w:rStyle w:val="HTMLCode"/>
-        </w:rPr>
-        <w:t>orange"]</w:t>
+        <w:t>["apple", "banana", "apple", "orange"]</w:t>
       </w:r>
       <w:r>
         <w:t xml:space="preserve">. Remove the second </w:t>
@@ -1379,33 +1377,57 @@
         <w:rPr>
           <w:rStyle w:val="HTMLCode"/>
         </w:rPr>
-        <w:t>["login", "signup", "</w:t>
+        <w:t>["login", "signup", "dashboard", "logout"]</w:t>
+      </w:r>
+      <w:r>
+        <w:t xml:space="preserve">. Find the index of </w:t>
+      </w:r>
+      <w:r>
+        <w:rPr>
+          <w:rStyle w:val="HTMLCode"/>
+        </w:rPr>
+        <w:t>"dashboard"</w:t>
+      </w:r>
+      <w:r>
+        <w:t xml:space="preserve"> and remove it.</w:t>
+      </w:r>
+    </w:p>
+    <w:p>
+      <w:pPr>
+        <w:pStyle w:val="NormalWeb"/>
+        <w:numPr>
+          <w:ilvl w:val="0"/>
+          <w:numId w:val="2"/>
+        </w:numPr>
+      </w:pPr>
+      <w:r>
+        <w:t xml:space="preserve">Split the array </w:t>
+      </w:r>
+      <w:r>
+        <w:rPr>
+          <w:rStyle w:val="HTMLCode"/>
+        </w:rPr>
+        <w:t>[100, 200, 300, 400, 500, 600]</w:t>
+      </w:r>
+      <w:r>
+        <w:t xml:space="preserve"> into two equal parts using </w:t>
       </w:r>
       <w:proofErr w:type="gramStart"/>
       <w:r>
         <w:rPr>
           <w:rStyle w:val="HTMLCode"/>
         </w:rPr>
-        <w:t>dashboard", "logout</w:t>
+        <w:t>slice(</w:t>
       </w:r>
       <w:proofErr w:type="gramEnd"/>
       <w:r>
         <w:rPr>
           <w:rStyle w:val="HTMLCode"/>
         </w:rPr>
-        <w:t>"]</w:t>
-      </w:r>
-      <w:r>
-        <w:t xml:space="preserve">. Find the index of </w:t>
-      </w:r>
-      <w:r>
-        <w:rPr>
-          <w:rStyle w:val="HTMLCode"/>
-        </w:rPr>
-        <w:t>"dashboard"</w:t>
-      </w:r>
-      <w:r>
-        <w:t xml:space="preserve"> and remove it.</w:t>
+        <w:t>)</w:t>
+      </w:r>
+      <w:r>
+        <w:t>.</w:t>
       </w:r>
     </w:p>
     <w:p>
@@ -1417,30 +1439,40 @@
         </w:numPr>
       </w:pPr>
       <w:r>
-        <w:t xml:space="preserve">Split the array </w:t>
-      </w:r>
-      <w:r>
-        <w:rPr>
-          <w:rStyle w:val="HTMLCode"/>
-        </w:rPr>
-        <w:t>[100, 200, 300, 400, 500, 600]</w:t>
-      </w:r>
-      <w:r>
-        <w:t xml:space="preserve"> into two equal parts using </w:t>
-      </w:r>
-      <w:proofErr w:type="gramStart"/>
-      <w:r>
-        <w:rPr>
-          <w:rStyle w:val="HTMLCode"/>
-        </w:rPr>
-        <w:t>slice(</w:t>
-      </w:r>
-      <w:proofErr w:type="gramEnd"/>
-      <w:r>
-        <w:rPr>
-          <w:rStyle w:val="HTMLCode"/>
-        </w:rPr>
-        <w:t>)</w:t>
+        <w:t xml:space="preserve">Add </w:t>
+      </w:r>
+      <w:r>
+        <w:rPr>
+          <w:rStyle w:val="HTMLCode"/>
+        </w:rPr>
+        <w:t>"First"</w:t>
+      </w:r>
+      <w:r>
+        <w:t xml:space="preserve"> to the beginning and </w:t>
+      </w:r>
+      <w:r>
+        <w:rPr>
+          <w:rStyle w:val="HTMLCode"/>
+        </w:rPr>
+        <w:t>"Last"</w:t>
+      </w:r>
+      <w:r>
+        <w:t xml:space="preserve"> to the end of the array: </w:t>
+      </w:r>
+      <w:r>
+        <w:rPr>
+          <w:rStyle w:val="HTMLCode"/>
+        </w:rPr>
+        <w:t>["Middle1", "Middle2"]</w:t>
+      </w:r>
+      <w:r>
+        <w:t xml:space="preserve">, then join the array into a single string separated by </w:t>
+      </w:r>
+      <w:r>
+        <w:rPr>
+          <w:rStyle w:val="HTMLCode"/>
+        </w:rPr>
+        <w:t>&gt;</w:t>
       </w:r>
       <w:r>
         <w:t>.</w:t>
@@ -1455,75 +1487,13 @@
         </w:numPr>
       </w:pPr>
       <w:r>
-        <w:t xml:space="preserve">Add </w:t>
-      </w:r>
-      <w:r>
-        <w:rPr>
-          <w:rStyle w:val="HTMLCode"/>
-        </w:rPr>
-        <w:t>"First"</w:t>
-      </w:r>
-      <w:r>
-        <w:t xml:space="preserve"> to the beginning and </w:t>
-      </w:r>
-      <w:r>
-        <w:rPr>
-          <w:rStyle w:val="HTMLCode"/>
-        </w:rPr>
-        <w:t>"Last"</w:t>
-      </w:r>
-      <w:r>
-        <w:t xml:space="preserve"> to the end of the array: </w:t>
-      </w:r>
-      <w:r>
-        <w:rPr>
-          <w:rStyle w:val="HTMLCode"/>
-        </w:rPr>
-        <w:t>["Middle1", "Middle2"]</w:t>
-      </w:r>
-      <w:r>
-        <w:t xml:space="preserve">, then join the array into a single string separated by </w:t>
-      </w:r>
-      <w:r>
-        <w:rPr>
-          <w:rStyle w:val="HTMLCode"/>
-        </w:rPr>
-        <w:t>&gt;</w:t>
-      </w:r>
-      <w:r>
-        <w:t>.</w:t>
-      </w:r>
-    </w:p>
-    <w:p>
-      <w:pPr>
-        <w:pStyle w:val="NormalWeb"/>
-        <w:numPr>
-          <w:ilvl w:val="0"/>
-          <w:numId w:val="2"/>
-        </w:numPr>
-      </w:pPr>
-      <w:r>
         <w:t xml:space="preserve">A player scores list is </w:t>
       </w:r>
       <w:r>
         <w:rPr>
           <w:rStyle w:val="HTMLCode"/>
         </w:rPr>
-        <w:t xml:space="preserve">[30, 40, 20, </w:t>
-      </w:r>
-      <w:proofErr w:type="gramStart"/>
-      <w:r>
-        <w:rPr>
-          <w:rStyle w:val="HTMLCode"/>
-        </w:rPr>
-        <w:t>50</w:t>
-      </w:r>
-      <w:proofErr w:type="gramEnd"/>
-      <w:r>
-        <w:rPr>
-          <w:rStyle w:val="HTMLCode"/>
-        </w:rPr>
-        <w:t>]</w:t>
+        <w:t>[30, 40, 20, 50]</w:t>
       </w:r>
       <w:r>
         <w:t xml:space="preserve">. Use </w:t>
@@ -1569,8 +1539,6 @@
           <w:lang w:eastAsia="en-IN"/>
         </w:rPr>
       </w:pPr>
-      <w:bookmarkStart w:id="0" w:name="_GoBack"/>
-      <w:bookmarkEnd w:id="0"/>
     </w:p>
     <w:p/>
     <w:sectPr>
@@ -1584,7 +1552,7 @@
 </file>
 
 <file path=word/numbering.xml><?xml version="1.0" encoding="utf-8"?>
-<w:numbering xmlns:wpc="http://schemas.microsoft.com/office/word/2010/wordprocessingCanvas" xmlns:mc="http://schemas.openxmlformats.org/markup-compatibility/2006" xmlns:o="urn:schemas-microsoft-com:office:office" xmlns:r="http://schemas.openxmlformats.org/officeDocument/2006/relationships" xmlns:m="http://schemas.openxmlformats.org/officeDocument/2006/math" xmlns:v="urn:schemas-microsoft-com:vml" xmlns:wp14="http://schemas.microsoft.com/office/word/2010/wordprocessingDrawing" xmlns:wp="http://schemas.openxmlformats.org/drawingml/2006/wordprocessingDrawing" xmlns:w10="urn:schemas-microsoft-com:office:word" xmlns:w="http://schemas.openxmlformats.org/wordprocessingml/2006/main" xmlns:w14="http://schemas.microsoft.com/office/word/2010/wordml" xmlns:w15="http://schemas.microsoft.com/office/word/2012/wordml" xmlns:wpg="http://schemas.microsoft.com/office/word/2010/wordprocessingGroup" xmlns:wpi="http://schemas.microsoft.com/office/word/2010/wordprocessingInk" xmlns:wne="http://schemas.microsoft.com/office/word/2006/wordml" xmlns:wps="http://schemas.microsoft.com/office/word/2010/wordprocessingShape" mc:Ignorable="w14 w15 wp14">
+<w:numbering xmlns:wpc="http://schemas.microsoft.com/office/word/2010/wordprocessingCanvas" xmlns:cx="http://schemas.microsoft.com/office/drawing/2014/chartex" xmlns:cx1="http://schemas.microsoft.com/office/drawing/2015/9/8/chartex" xmlns:cx2="http://schemas.microsoft.com/office/drawing/2015/10/21/chartex" xmlns:cx3="http://schemas.microsoft.com/office/drawing/2016/5/9/chartex" xmlns:cx4="http://schemas.microsoft.com/office/drawing/2016/5/10/chartex" xmlns:cx5="http://schemas.microsoft.com/office/drawing/2016/5/11/chartex" xmlns:cx6="http://schemas.microsoft.com/office/drawing/2016/5/12/chartex" xmlns:cx7="http://schemas.microsoft.com/office/drawing/2016/5/13/chartex" xmlns:cx8="http://schemas.microsoft.com/office/drawing/2016/5/14/chartex" xmlns:mc="http://schemas.openxmlformats.org/markup-compatibility/2006" xmlns:aink="http://schemas.microsoft.com/office/drawing/2016/ink" xmlns:am3d="http://schemas.microsoft.com/office/drawing/2017/model3d" xmlns:o="urn:schemas-microsoft-com:office:office" xmlns:oel="http://schemas.microsoft.com/office/2019/extlst" xmlns:r="http://schemas.openxmlformats.org/officeDocument/2006/relationships" xmlns:m="http://schemas.openxmlformats.org/officeDocument/2006/math" xmlns:v="urn:schemas-microsoft-com:vml" xmlns:wp14="http://schemas.microsoft.com/office/word/2010/wordprocessingDrawing" xmlns:wp="http://schemas.openxmlformats.org/drawingml/2006/wordprocessingDrawing" xmlns:w10="urn:schemas-microsoft-com:office:word" xmlns:w="http://schemas.openxmlformats.org/wordprocessingml/2006/main" xmlns:w14="http://schemas.microsoft.com/office/word/2010/wordml" xmlns:w15="http://schemas.microsoft.com/office/word/2012/wordml" xmlns:w16cex="http://schemas.microsoft.com/office/word/2018/wordml/cex" xmlns:w16cid="http://schemas.microsoft.com/office/word/2016/wordml/cid" xmlns:w16="http://schemas.microsoft.com/office/word/2018/wordml" xmlns:w16du="http://schemas.microsoft.com/office/word/2023/wordml/word16du" xmlns:w16sdtdh="http://schemas.microsoft.com/office/word/2020/wordml/sdtdatahash" xmlns:w16se="http://schemas.microsoft.com/office/word/2015/wordml/symex" xmlns:wpg="http://schemas.microsoft.com/office/word/2010/wordprocessingGroup" xmlns:wpi="http://schemas.microsoft.com/office/word/2010/wordprocessingInk" xmlns:wne="http://schemas.microsoft.com/office/word/2006/wordml" xmlns:wps="http://schemas.microsoft.com/office/word/2010/wordprocessingShape" mc:Ignorable="w14 w15 w16se w16cid w16 w16cex w16sdtdh w16du wp14">
   <w:abstractNum w:abstractNumId="0" w15:restartNumberingAfterBreak="0">
     <w:nsid w:val="1338024F"/>
     <w:multiLevelType w:val="multilevel"/>
@@ -1811,17 +1779,17 @@
       </w:pPr>
     </w:lvl>
   </w:abstractNum>
-  <w:num w:numId="1">
+  <w:num w:numId="1" w16cid:durableId="1952008803">
     <w:abstractNumId w:val="0"/>
   </w:num>
-  <w:num w:numId="2">
+  <w:num w:numId="2" w16cid:durableId="1876578175">
     <w:abstractNumId w:val="1"/>
   </w:num>
 </w:numbering>
 </file>
 
 <file path=word/styles.xml><?xml version="1.0" encoding="utf-8"?>
-<w:styles xmlns:mc="http://schemas.openxmlformats.org/markup-compatibility/2006" xmlns:r="http://schemas.openxmlformats.org/officeDocument/2006/relationships" xmlns:w="http://schemas.openxmlformats.org/wordprocessingml/2006/main" xmlns:w14="http://schemas.microsoft.com/office/word/2010/wordml" xmlns:w15="http://schemas.microsoft.com/office/word/2012/wordml" mc:Ignorable="w14 w15">
+<w:styles xmlns:mc="http://schemas.openxmlformats.org/markup-compatibility/2006" xmlns:r="http://schemas.openxmlformats.org/officeDocument/2006/relationships" xmlns:w="http://schemas.openxmlformats.org/wordprocessingml/2006/main" xmlns:w14="http://schemas.microsoft.com/office/word/2010/wordml" xmlns:w15="http://schemas.microsoft.com/office/word/2012/wordml" xmlns:w16cex="http://schemas.microsoft.com/office/word/2018/wordml/cex" xmlns:w16cid="http://schemas.microsoft.com/office/word/2016/wordml/cid" xmlns:w16="http://schemas.microsoft.com/office/word/2018/wordml" xmlns:w16du="http://schemas.microsoft.com/office/word/2023/wordml/word16du" xmlns:w16sdtdh="http://schemas.microsoft.com/office/word/2020/wordml/sdtdatahash" xmlns:w16se="http://schemas.microsoft.com/office/word/2015/wordml/symex" mc:Ignorable="w14 w15 w16se w16cid w16 w16cex w16sdtdh w16du">
   <w:docDefaults>
     <w:rPrDefault>
       <w:rPr>
@@ -1837,7 +1805,7 @@
       </w:pPr>
     </w:pPrDefault>
   </w:docDefaults>
-  <w:latentStyles w:defLockedState="0" w:defUIPriority="99" w:defSemiHidden="0" w:defUnhideWhenUsed="0" w:defQFormat="0" w:count="371">
+  <w:latentStyles w:defLockedState="0" w:defUIPriority="99" w:defSemiHidden="0" w:defUnhideWhenUsed="0" w:defQFormat="0" w:count="376">
     <w:lsdException w:name="Normal" w:uiPriority="0" w:qFormat="1"/>
     <w:lsdException w:name="heading 1" w:uiPriority="9" w:qFormat="1"/>
     <w:lsdException w:name="heading 2" w:semiHidden="1" w:uiPriority="9" w:unhideWhenUsed="1" w:qFormat="1"/>
@@ -2209,6 +2177,11 @@
     <w:lsdException w:name="List Table 5 Dark Accent 6" w:uiPriority="50"/>
     <w:lsdException w:name="List Table 6 Colorful Accent 6" w:uiPriority="51"/>
     <w:lsdException w:name="List Table 7 Colorful Accent 6" w:uiPriority="52"/>
+    <w:lsdException w:name="Mention" w:semiHidden="1" w:unhideWhenUsed="1"/>
+    <w:lsdException w:name="Smart Hyperlink" w:semiHidden="1" w:unhideWhenUsed="1"/>
+    <w:lsdException w:name="Hashtag" w:semiHidden="1" w:unhideWhenUsed="1"/>
+    <w:lsdException w:name="Unresolved Mention" w:semiHidden="1" w:unhideWhenUsed="1"/>
+    <w:lsdException w:name="Smart Link" w:semiHidden="1" w:unhideWhenUsed="1"/>
   </w:latentStyles>
   <w:style w:type="paragraph" w:default="1" w:styleId="Normal">
     <w:name w:val="Normal"/>

--- a/Javascript/Array Manipulation Activity.docx
+++ b/Javascript/Array Manipulation Activity.docx
@@ -1,6 +1,6 @@
 
 <file path=word/document.xml><?xml version="1.0" encoding="utf-8"?>
-<w:document xmlns:wpc="http://schemas.microsoft.com/office/word/2010/wordprocessingCanvas" xmlns:mc="http://schemas.openxmlformats.org/markup-compatibility/2006" xmlns:o="urn:schemas-microsoft-com:office:office" xmlns:r="http://schemas.openxmlformats.org/officeDocument/2006/relationships" xmlns:m="http://schemas.openxmlformats.org/officeDocument/2006/math" xmlns:v="urn:schemas-microsoft-com:vml" xmlns:wp14="http://schemas.microsoft.com/office/word/2010/wordprocessingDrawing" xmlns:wp="http://schemas.openxmlformats.org/drawingml/2006/wordprocessingDrawing" xmlns:w10="urn:schemas-microsoft-com:office:word" xmlns:w="http://schemas.openxmlformats.org/wordprocessingml/2006/main" xmlns:w14="http://schemas.microsoft.com/office/word/2010/wordml" xmlns:w15="http://schemas.microsoft.com/office/word/2012/wordml" xmlns:wpg="http://schemas.microsoft.com/office/word/2010/wordprocessingGroup" xmlns:wpi="http://schemas.microsoft.com/office/word/2010/wordprocessingInk" xmlns:wne="http://schemas.microsoft.com/office/word/2006/wordml" xmlns:wps="http://schemas.microsoft.com/office/word/2010/wordprocessingShape" mc:Ignorable="w14 w15 wp14">
+<w:document xmlns:wpc="http://schemas.microsoft.com/office/word/2010/wordprocessingCanvas" xmlns:cx="http://schemas.microsoft.com/office/drawing/2014/chartex" xmlns:cx1="http://schemas.microsoft.com/office/drawing/2015/9/8/chartex" xmlns:cx2="http://schemas.microsoft.com/office/drawing/2015/10/21/chartex" xmlns:cx3="http://schemas.microsoft.com/office/drawing/2016/5/9/chartex" xmlns:cx4="http://schemas.microsoft.com/office/drawing/2016/5/10/chartex" xmlns:cx5="http://schemas.microsoft.com/office/drawing/2016/5/11/chartex" xmlns:cx6="http://schemas.microsoft.com/office/drawing/2016/5/12/chartex" xmlns:cx7="http://schemas.microsoft.com/office/drawing/2016/5/13/chartex" xmlns:cx8="http://schemas.microsoft.com/office/drawing/2016/5/14/chartex" xmlns:mc="http://schemas.openxmlformats.org/markup-compatibility/2006" xmlns:aink="http://schemas.microsoft.com/office/drawing/2016/ink" xmlns:am3d="http://schemas.microsoft.com/office/drawing/2017/model3d" xmlns:o="urn:schemas-microsoft-com:office:office" xmlns:oel="http://schemas.microsoft.com/office/2019/extlst" xmlns:r="http://schemas.openxmlformats.org/officeDocument/2006/relationships" xmlns:m="http://schemas.openxmlformats.org/officeDocument/2006/math" xmlns:v="urn:schemas-microsoft-com:vml" xmlns:wp14="http://schemas.microsoft.com/office/word/2010/wordprocessingDrawing" xmlns:wp="http://schemas.openxmlformats.org/drawingml/2006/wordprocessingDrawing" xmlns:w10="urn:schemas-microsoft-com:office:word" xmlns:w="http://schemas.openxmlformats.org/wordprocessingml/2006/main" xmlns:w14="http://schemas.microsoft.com/office/word/2010/wordml" xmlns:w15="http://schemas.microsoft.com/office/word/2012/wordml" xmlns:w16cex="http://schemas.microsoft.com/office/word/2018/wordml/cex" xmlns:w16cid="http://schemas.microsoft.com/office/word/2016/wordml/cid" xmlns:w16="http://schemas.microsoft.com/office/word/2018/wordml" xmlns:w16du="http://schemas.microsoft.com/office/word/2023/wordml/word16du" xmlns:w16sdtdh="http://schemas.microsoft.com/office/word/2020/wordml/sdtdatahash" xmlns:w16sdtfl="http://schemas.microsoft.com/office/word/2024/wordml/sdtformatlock" xmlns:w16se="http://schemas.microsoft.com/office/word/2015/wordml/symex" xmlns:wpg="http://schemas.microsoft.com/office/word/2010/wordprocessingGroup" xmlns:wpi="http://schemas.microsoft.com/office/word/2010/wordprocessingInk" xmlns:wne="http://schemas.microsoft.com/office/word/2006/wordml" xmlns:wps="http://schemas.microsoft.com/office/word/2010/wordprocessingShape" mc:Ignorable="w14 w15 w16se w16cid w16 w16cex w16sdtdh w16sdtfl w16du wp14">
   <w:body>
     <w:p>
       <w:pPr>
@@ -1182,21 +1182,7 @@
         <w:rPr>
           <w:rStyle w:val="HTMLCode"/>
         </w:rPr>
-        <w:t xml:space="preserve">["pen", "pencil", "scale", </w:t>
-      </w:r>
-      <w:proofErr w:type="gramStart"/>
-      <w:r>
-        <w:rPr>
-          <w:rStyle w:val="HTMLCode"/>
-        </w:rPr>
-        <w:t>"</w:t>
-      </w:r>
-      <w:proofErr w:type="gramEnd"/>
-      <w:r>
-        <w:rPr>
-          <w:rStyle w:val="HTMLCode"/>
-        </w:rPr>
-        <w:t>eraser"]</w:t>
+        <w:t>["pen", "pencil", "scale", "eraser"]</w:t>
       </w:r>
       <w:r>
         <w:t xml:space="preserve">. Check whether </w:t>
@@ -1226,21 +1212,7 @@
         <w:rPr>
           <w:rStyle w:val="HTMLCode"/>
         </w:rPr>
-        <w:t xml:space="preserve">[2, 4, </w:t>
-      </w:r>
-      <w:proofErr w:type="gramStart"/>
-      <w:r>
-        <w:rPr>
-          <w:rStyle w:val="HTMLCode"/>
-        </w:rPr>
-        <w:t>6</w:t>
-      </w:r>
-      <w:proofErr w:type="gramEnd"/>
-      <w:r>
-        <w:rPr>
-          <w:rStyle w:val="HTMLCode"/>
-        </w:rPr>
-        <w:t>]</w:t>
+        <w:t>[2, 4, 6]</w:t>
       </w:r>
       <w:r>
         <w:t xml:space="preserve"> and </w:t>
@@ -1271,41 +1243,41 @@
           <w:ilvl w:val="0"/>
           <w:numId w:val="2"/>
         </w:numPr>
-      </w:pPr>
-      <w:r>
+        <w:rPr>
+          <w:color w:val="EE0000"/>
+        </w:rPr>
+      </w:pPr>
+      <w:r>
+        <w:rPr>
+          <w:color w:val="EE0000"/>
+        </w:rPr>
         <w:lastRenderedPageBreak/>
         <w:t xml:space="preserve">A user entered duplicate items: </w:t>
       </w:r>
       <w:r>
         <w:rPr>
           <w:rStyle w:val="HTMLCode"/>
-        </w:rPr>
-        <w:t xml:space="preserve">["apple", "banana", "apple", </w:t>
-      </w:r>
-      <w:proofErr w:type="gramStart"/>
-      <w:r>
-        <w:rPr>
-          <w:rStyle w:val="HTMLCode"/>
-        </w:rPr>
-        <w:t>"</w:t>
-      </w:r>
-      <w:proofErr w:type="gramEnd"/>
-      <w:r>
-        <w:rPr>
-          <w:rStyle w:val="HTMLCode"/>
-        </w:rPr>
-        <w:t>orange"]</w:t>
-      </w:r>
-      <w:r>
+          <w:color w:val="EE0000"/>
+        </w:rPr>
+        <w:t>["apple", "banana", "apple", "orange"]</w:t>
+      </w:r>
+      <w:r>
+        <w:rPr>
+          <w:color w:val="EE0000"/>
+        </w:rPr>
         <w:t xml:space="preserve">. Remove the second </w:t>
       </w:r>
       <w:r>
         <w:rPr>
           <w:rStyle w:val="HTMLCode"/>
+          <w:color w:val="EE0000"/>
         </w:rPr>
         <w:t>"apple"</w:t>
       </w:r>
       <w:r>
+        <w:rPr>
+          <w:color w:val="EE0000"/>
+        </w:rPr>
         <w:t xml:space="preserve"> using </w:t>
       </w:r>
       <w:proofErr w:type="spellStart"/>
@@ -1313,6 +1285,7 @@
       <w:r>
         <w:rPr>
           <w:rStyle w:val="HTMLCode"/>
+          <w:color w:val="EE0000"/>
         </w:rPr>
         <w:t>indexOf</w:t>
       </w:r>
@@ -1320,6 +1293,7 @@
       <w:r>
         <w:rPr>
           <w:rStyle w:val="HTMLCode"/>
+          <w:color w:val="EE0000"/>
         </w:rPr>
         <w:t>(</w:t>
       </w:r>
@@ -1327,19 +1301,36 @@
       <w:r>
         <w:rPr>
           <w:rStyle w:val="HTMLCode"/>
+          <w:color w:val="EE0000"/>
         </w:rPr>
         <w:t>)</w:t>
       </w:r>
       <w:r>
+        <w:rPr>
+          <w:color w:val="EE0000"/>
+        </w:rPr>
         <w:t xml:space="preserve"> and </w:t>
       </w:r>
-      <w:r>
-        <w:rPr>
-          <w:rStyle w:val="HTMLCode"/>
-        </w:rPr>
-        <w:t>splice()</w:t>
-      </w:r>
-      <w:r>
+      <w:proofErr w:type="gramStart"/>
+      <w:r>
+        <w:rPr>
+          <w:rStyle w:val="HTMLCode"/>
+          <w:color w:val="EE0000"/>
+        </w:rPr>
+        <w:t>splice(</w:t>
+      </w:r>
+      <w:proofErr w:type="gramEnd"/>
+      <w:r>
+        <w:rPr>
+          <w:rStyle w:val="HTMLCode"/>
+          <w:color w:val="EE0000"/>
+        </w:rPr>
+        <w:t>)</w:t>
+      </w:r>
+      <w:r>
+        <w:rPr>
+          <w:color w:val="EE0000"/>
+        </w:rPr>
         <w:t>.</w:t>
       </w:r>
     </w:p>
@@ -1379,33 +1370,57 @@
         <w:rPr>
           <w:rStyle w:val="HTMLCode"/>
         </w:rPr>
-        <w:t>["login", "signup", "</w:t>
+        <w:t>["login", "signup", "dashboard", "logout"]</w:t>
+      </w:r>
+      <w:r>
+        <w:t xml:space="preserve">. Find the index of </w:t>
+      </w:r>
+      <w:r>
+        <w:rPr>
+          <w:rStyle w:val="HTMLCode"/>
+        </w:rPr>
+        <w:t>"dashboard"</w:t>
+      </w:r>
+      <w:r>
+        <w:t xml:space="preserve"> and remove it.</w:t>
+      </w:r>
+    </w:p>
+    <w:p>
+      <w:pPr>
+        <w:pStyle w:val="NormalWeb"/>
+        <w:numPr>
+          <w:ilvl w:val="0"/>
+          <w:numId w:val="2"/>
+        </w:numPr>
+      </w:pPr>
+      <w:r>
+        <w:t xml:space="preserve">Split the array </w:t>
+      </w:r>
+      <w:r>
+        <w:rPr>
+          <w:rStyle w:val="HTMLCode"/>
+        </w:rPr>
+        <w:t>[100, 200, 300, 400, 500, 600]</w:t>
+      </w:r>
+      <w:r>
+        <w:t xml:space="preserve"> into two equal parts using </w:t>
       </w:r>
       <w:proofErr w:type="gramStart"/>
       <w:r>
         <w:rPr>
           <w:rStyle w:val="HTMLCode"/>
         </w:rPr>
-        <w:t>dashboard", "logout</w:t>
+        <w:t>slice(</w:t>
       </w:r>
       <w:proofErr w:type="gramEnd"/>
       <w:r>
         <w:rPr>
           <w:rStyle w:val="HTMLCode"/>
         </w:rPr>
-        <w:t>"]</w:t>
-      </w:r>
-      <w:r>
-        <w:t xml:space="preserve">. Find the index of </w:t>
-      </w:r>
-      <w:r>
-        <w:rPr>
-          <w:rStyle w:val="HTMLCode"/>
-        </w:rPr>
-        <w:t>"dashboard"</w:t>
-      </w:r>
-      <w:r>
-        <w:t xml:space="preserve"> and remove it.</w:t>
+        <w:t>)</w:t>
+      </w:r>
+      <w:r>
+        <w:t>.</w:t>
       </w:r>
     </w:p>
     <w:p>
@@ -1417,30 +1432,40 @@
         </w:numPr>
       </w:pPr>
       <w:r>
-        <w:t xml:space="preserve">Split the array </w:t>
-      </w:r>
-      <w:r>
-        <w:rPr>
-          <w:rStyle w:val="HTMLCode"/>
-        </w:rPr>
-        <w:t>[100, 200, 300, 400, 500, 600]</w:t>
-      </w:r>
-      <w:r>
-        <w:t xml:space="preserve"> into two equal parts using </w:t>
-      </w:r>
-      <w:proofErr w:type="gramStart"/>
-      <w:r>
-        <w:rPr>
-          <w:rStyle w:val="HTMLCode"/>
-        </w:rPr>
-        <w:t>slice(</w:t>
-      </w:r>
-      <w:proofErr w:type="gramEnd"/>
-      <w:r>
-        <w:rPr>
-          <w:rStyle w:val="HTMLCode"/>
-        </w:rPr>
-        <w:t>)</w:t>
+        <w:t xml:space="preserve">Add </w:t>
+      </w:r>
+      <w:r>
+        <w:rPr>
+          <w:rStyle w:val="HTMLCode"/>
+        </w:rPr>
+        <w:t>"First"</w:t>
+      </w:r>
+      <w:r>
+        <w:t xml:space="preserve"> to the beginning and </w:t>
+      </w:r>
+      <w:r>
+        <w:rPr>
+          <w:rStyle w:val="HTMLCode"/>
+        </w:rPr>
+        <w:t>"Last"</w:t>
+      </w:r>
+      <w:r>
+        <w:t xml:space="preserve"> to the end of the array: </w:t>
+      </w:r>
+      <w:r>
+        <w:rPr>
+          <w:rStyle w:val="HTMLCode"/>
+        </w:rPr>
+        <w:t>["Middle1", "Middle2"]</w:t>
+      </w:r>
+      <w:r>
+        <w:t xml:space="preserve">, then join the array into a single string separated by </w:t>
+      </w:r>
+      <w:r>
+        <w:rPr>
+          <w:rStyle w:val="HTMLCode"/>
+        </w:rPr>
+        <w:t>&gt;</w:t>
       </w:r>
       <w:r>
         <w:t>.</w:t>
@@ -1455,75 +1480,13 @@
         </w:numPr>
       </w:pPr>
       <w:r>
-        <w:t xml:space="preserve">Add </w:t>
-      </w:r>
-      <w:r>
-        <w:rPr>
-          <w:rStyle w:val="HTMLCode"/>
-        </w:rPr>
-        <w:t>"First"</w:t>
-      </w:r>
-      <w:r>
-        <w:t xml:space="preserve"> to the beginning and </w:t>
-      </w:r>
-      <w:r>
-        <w:rPr>
-          <w:rStyle w:val="HTMLCode"/>
-        </w:rPr>
-        <w:t>"Last"</w:t>
-      </w:r>
-      <w:r>
-        <w:t xml:space="preserve"> to the end of the array: </w:t>
-      </w:r>
-      <w:r>
-        <w:rPr>
-          <w:rStyle w:val="HTMLCode"/>
-        </w:rPr>
-        <w:t>["Middle1", "Middle2"]</w:t>
-      </w:r>
-      <w:r>
-        <w:t xml:space="preserve">, then join the array into a single string separated by </w:t>
-      </w:r>
-      <w:r>
-        <w:rPr>
-          <w:rStyle w:val="HTMLCode"/>
-        </w:rPr>
-        <w:t>&gt;</w:t>
-      </w:r>
-      <w:r>
-        <w:t>.</w:t>
-      </w:r>
-    </w:p>
-    <w:p>
-      <w:pPr>
-        <w:pStyle w:val="NormalWeb"/>
-        <w:numPr>
-          <w:ilvl w:val="0"/>
-          <w:numId w:val="2"/>
-        </w:numPr>
-      </w:pPr>
-      <w:r>
         <w:t xml:space="preserve">A player scores list is </w:t>
       </w:r>
       <w:r>
         <w:rPr>
           <w:rStyle w:val="HTMLCode"/>
         </w:rPr>
-        <w:t xml:space="preserve">[30, 40, 20, </w:t>
-      </w:r>
-      <w:proofErr w:type="gramStart"/>
-      <w:r>
-        <w:rPr>
-          <w:rStyle w:val="HTMLCode"/>
-        </w:rPr>
-        <w:t>50</w:t>
-      </w:r>
-      <w:proofErr w:type="gramEnd"/>
-      <w:r>
-        <w:rPr>
-          <w:rStyle w:val="HTMLCode"/>
-        </w:rPr>
-        <w:t>]</w:t>
+        <w:t>[30, 40, 20, 50]</w:t>
       </w:r>
       <w:r>
         <w:t xml:space="preserve">. Use </w:t>
@@ -1569,8 +1532,6 @@
           <w:lang w:eastAsia="en-IN"/>
         </w:rPr>
       </w:pPr>
-      <w:bookmarkStart w:id="0" w:name="_GoBack"/>
-      <w:bookmarkEnd w:id="0"/>
     </w:p>
     <w:p/>
     <w:sectPr>
@@ -1584,7 +1545,7 @@
 </file>
 
 <file path=word/numbering.xml><?xml version="1.0" encoding="utf-8"?>
-<w:numbering xmlns:wpc="http://schemas.microsoft.com/office/word/2010/wordprocessingCanvas" xmlns:mc="http://schemas.openxmlformats.org/markup-compatibility/2006" xmlns:o="urn:schemas-microsoft-com:office:office" xmlns:r="http://schemas.openxmlformats.org/officeDocument/2006/relationships" xmlns:m="http://schemas.openxmlformats.org/officeDocument/2006/math" xmlns:v="urn:schemas-microsoft-com:vml" xmlns:wp14="http://schemas.microsoft.com/office/word/2010/wordprocessingDrawing" xmlns:wp="http://schemas.openxmlformats.org/drawingml/2006/wordprocessingDrawing" xmlns:w10="urn:schemas-microsoft-com:office:word" xmlns:w="http://schemas.openxmlformats.org/wordprocessingml/2006/main" xmlns:w14="http://schemas.microsoft.com/office/word/2010/wordml" xmlns:w15="http://schemas.microsoft.com/office/word/2012/wordml" xmlns:wpg="http://schemas.microsoft.com/office/word/2010/wordprocessingGroup" xmlns:wpi="http://schemas.microsoft.com/office/word/2010/wordprocessingInk" xmlns:wne="http://schemas.microsoft.com/office/word/2006/wordml" xmlns:wps="http://schemas.microsoft.com/office/word/2010/wordprocessingShape" mc:Ignorable="w14 w15 wp14">
+<w:numbering xmlns:wpc="http://schemas.microsoft.com/office/word/2010/wordprocessingCanvas" xmlns:cx="http://schemas.microsoft.com/office/drawing/2014/chartex" xmlns:cx1="http://schemas.microsoft.com/office/drawing/2015/9/8/chartex" xmlns:cx2="http://schemas.microsoft.com/office/drawing/2015/10/21/chartex" xmlns:cx3="http://schemas.microsoft.com/office/drawing/2016/5/9/chartex" xmlns:cx4="http://schemas.microsoft.com/office/drawing/2016/5/10/chartex" xmlns:cx5="http://schemas.microsoft.com/office/drawing/2016/5/11/chartex" xmlns:cx6="http://schemas.microsoft.com/office/drawing/2016/5/12/chartex" xmlns:cx7="http://schemas.microsoft.com/office/drawing/2016/5/13/chartex" xmlns:cx8="http://schemas.microsoft.com/office/drawing/2016/5/14/chartex" xmlns:mc="http://schemas.openxmlformats.org/markup-compatibility/2006" xmlns:aink="http://schemas.microsoft.com/office/drawing/2016/ink" xmlns:am3d="http://schemas.microsoft.com/office/drawing/2017/model3d" xmlns:o="urn:schemas-microsoft-com:office:office" xmlns:oel="http://schemas.microsoft.com/office/2019/extlst" xmlns:r="http://schemas.openxmlformats.org/officeDocument/2006/relationships" xmlns:m="http://schemas.openxmlformats.org/officeDocument/2006/math" xmlns:v="urn:schemas-microsoft-com:vml" xmlns:wp14="http://schemas.microsoft.com/office/word/2010/wordprocessingDrawing" xmlns:wp="http://schemas.openxmlformats.org/drawingml/2006/wordprocessingDrawing" xmlns:w10="urn:schemas-microsoft-com:office:word" xmlns:w="http://schemas.openxmlformats.org/wordprocessingml/2006/main" xmlns:w14="http://schemas.microsoft.com/office/word/2010/wordml" xmlns:w15="http://schemas.microsoft.com/office/word/2012/wordml" xmlns:w16cex="http://schemas.microsoft.com/office/word/2018/wordml/cex" xmlns:w16cid="http://schemas.microsoft.com/office/word/2016/wordml/cid" xmlns:w16="http://schemas.microsoft.com/office/word/2018/wordml" xmlns:w16du="http://schemas.microsoft.com/office/word/2023/wordml/word16du" xmlns:w16sdtdh="http://schemas.microsoft.com/office/word/2020/wordml/sdtdatahash" xmlns:w16sdtfl="http://schemas.microsoft.com/office/word/2024/wordml/sdtformatlock" xmlns:w16se="http://schemas.microsoft.com/office/word/2015/wordml/symex" xmlns:wpg="http://schemas.microsoft.com/office/word/2010/wordprocessingGroup" xmlns:wpi="http://schemas.microsoft.com/office/word/2010/wordprocessingInk" xmlns:wne="http://schemas.microsoft.com/office/word/2006/wordml" xmlns:wps="http://schemas.microsoft.com/office/word/2010/wordprocessingShape" mc:Ignorable="w14 w15 w16se w16cid w16 w16cex w16sdtdh w16sdtfl w16du wp14">
   <w:abstractNum w:abstractNumId="0" w15:restartNumberingAfterBreak="0">
     <w:nsid w:val="1338024F"/>
     <w:multiLevelType w:val="multilevel"/>
@@ -1811,17 +1772,17 @@
       </w:pPr>
     </w:lvl>
   </w:abstractNum>
-  <w:num w:numId="1">
+  <w:num w:numId="1" w16cid:durableId="1744793335">
     <w:abstractNumId w:val="0"/>
   </w:num>
-  <w:num w:numId="2">
+  <w:num w:numId="2" w16cid:durableId="674113886">
     <w:abstractNumId w:val="1"/>
   </w:num>
 </w:numbering>
 </file>
 
 <file path=word/styles.xml><?xml version="1.0" encoding="utf-8"?>
-<w:styles xmlns:mc="http://schemas.openxmlformats.org/markup-compatibility/2006" xmlns:r="http://schemas.openxmlformats.org/officeDocument/2006/relationships" xmlns:w="http://schemas.openxmlformats.org/wordprocessingml/2006/main" xmlns:w14="http://schemas.microsoft.com/office/word/2010/wordml" xmlns:w15="http://schemas.microsoft.com/office/word/2012/wordml" mc:Ignorable="w14 w15">
+<w:styles xmlns:mc="http://schemas.openxmlformats.org/markup-compatibility/2006" xmlns:r="http://schemas.openxmlformats.org/officeDocument/2006/relationships" xmlns:w="http://schemas.openxmlformats.org/wordprocessingml/2006/main" xmlns:w14="http://schemas.microsoft.com/office/word/2010/wordml" xmlns:w15="http://schemas.microsoft.com/office/word/2012/wordml" xmlns:w16cex="http://schemas.microsoft.com/office/word/2018/wordml/cex" xmlns:w16cid="http://schemas.microsoft.com/office/word/2016/wordml/cid" xmlns:w16="http://schemas.microsoft.com/office/word/2018/wordml" xmlns:w16du="http://schemas.microsoft.com/office/word/2023/wordml/word16du" xmlns:w16sdtdh="http://schemas.microsoft.com/office/word/2020/wordml/sdtdatahash" xmlns:w16sdtfl="http://schemas.microsoft.com/office/word/2024/wordml/sdtformatlock" xmlns:w16se="http://schemas.microsoft.com/office/word/2015/wordml/symex" mc:Ignorable="w14 w15 w16se w16cid w16 w16cex w16sdtdh w16sdtfl w16du">
   <w:docDefaults>
     <w:rPrDefault>
       <w:rPr>
@@ -1837,7 +1798,7 @@
       </w:pPr>
     </w:pPrDefault>
   </w:docDefaults>
-  <w:latentStyles w:defLockedState="0" w:defUIPriority="99" w:defSemiHidden="0" w:defUnhideWhenUsed="0" w:defQFormat="0" w:count="371">
+  <w:latentStyles w:defLockedState="0" w:defUIPriority="99" w:defSemiHidden="0" w:defUnhideWhenUsed="0" w:defQFormat="0" w:count="376">
     <w:lsdException w:name="Normal" w:uiPriority="0" w:qFormat="1"/>
     <w:lsdException w:name="heading 1" w:uiPriority="9" w:qFormat="1"/>
     <w:lsdException w:name="heading 2" w:semiHidden="1" w:uiPriority="9" w:unhideWhenUsed="1" w:qFormat="1"/>
@@ -2209,6 +2170,11 @@
     <w:lsdException w:name="List Table 5 Dark Accent 6" w:uiPriority="50"/>
     <w:lsdException w:name="List Table 6 Colorful Accent 6" w:uiPriority="51"/>
     <w:lsdException w:name="List Table 7 Colorful Accent 6" w:uiPriority="52"/>
+    <w:lsdException w:name="Mention" w:semiHidden="1" w:unhideWhenUsed="1"/>
+    <w:lsdException w:name="Smart Hyperlink" w:semiHidden="1" w:unhideWhenUsed="1"/>
+    <w:lsdException w:name="Hashtag" w:semiHidden="1" w:unhideWhenUsed="1"/>
+    <w:lsdException w:name="Unresolved Mention" w:semiHidden="1" w:unhideWhenUsed="1"/>
+    <w:lsdException w:name="Smart Link" w:semiHidden="1" w:unhideWhenUsed="1"/>
   </w:latentStyles>
   <w:style w:type="paragraph" w:default="1" w:styleId="Normal">
     <w:name w:val="Normal"/>
